--- a/tables/Opioid_Descriptive_Analyses.docx
+++ b/tables/Opioid_Descriptive_Analyses.docx
@@ -3542,6 +3542,140 @@
                 <w:sz w:val="20"/>
               </w:rPr>
               <w:t>0 (0%)</w:t>
+            </w:r>
+          </w:p>
+        </w:tc>
+      </w:tr>
+      <w:tr>
+        <w:tc>
+          <w:tcPr>
+            <w:tcW w:type="dxa" w:w="3888"/>
+            <w:vAlign w:val="center"/>
+            <w:tcBorders>
+              <w:top w:val="single" w:sz="4" w:color="BFBFBF"/>
+              <w:left w:val="single" w:sz="4" w:color="BFBFBF"/>
+              <w:bottom w:val="single" w:sz="4" w:color="BFBFBF"/>
+              <w:right w:val="single" w:sz="4" w:color="BFBFBF"/>
+            </w:tcBorders>
+            <w:tcMar>
+              <w:top w:w="80" w:type="dxa"/>
+              <w:left w:w="120" w:type="dxa"/>
+              <w:bottom w:w="80" w:type="dxa"/>
+              <w:right w:w="120" w:type="dxa"/>
+            </w:tcMar>
+          </w:tcPr>
+          <w:p>
+            <w:pPr>
+              <w:jc w:val="left"/>
+            </w:pPr>
+            <w:r/>
+            <w:r>
+              <w:rPr>
+                <w:rFonts w:ascii="Arial" w:hAnsi="Arial"/>
+                <w:b w:val="0"/>
+                <w:i w:val="0"/>
+                <w:sz w:val="20"/>
+              </w:rPr>
+              <w:t xml:space="preserve">    Ibogaine</w:t>
+            </w:r>
+          </w:p>
+        </w:tc>
+        <w:tc>
+          <w:tcPr>
+            <w:tcW w:type="dxa" w:w="1872"/>
+            <w:vAlign w:val="center"/>
+            <w:tcBorders>
+              <w:top w:val="single" w:sz="4" w:color="BFBFBF"/>
+              <w:left w:val="single" w:sz="4" w:color="BFBFBF"/>
+              <w:bottom w:val="single" w:sz="4" w:color="BFBFBF"/>
+              <w:right w:val="single" w:sz="4" w:color="BFBFBF"/>
+            </w:tcBorders>
+            <w:tcMar>
+              <w:top w:w="80" w:type="dxa"/>
+              <w:left w:w="120" w:type="dxa"/>
+              <w:bottom w:w="80" w:type="dxa"/>
+              <w:right w:w="120" w:type="dxa"/>
+            </w:tcMar>
+          </w:tcPr>
+          <w:p>
+            <w:pPr>
+              <w:jc w:val="center"/>
+            </w:pPr>
+            <w:r/>
+            <w:r>
+              <w:rPr>
+                <w:rFonts w:ascii="Arial" w:hAnsi="Arial"/>
+                <w:b w:val="0"/>
+                <w:i w:val="0"/>
+                <w:sz w:val="20"/>
+              </w:rPr>
+              <w:t>4 (57%)</w:t>
+            </w:r>
+          </w:p>
+        </w:tc>
+        <w:tc>
+          <w:tcPr>
+            <w:tcW w:type="dxa" w:w="1872"/>
+            <w:vAlign w:val="center"/>
+            <w:tcBorders>
+              <w:top w:val="single" w:sz="4" w:color="BFBFBF"/>
+              <w:left w:val="single" w:sz="4" w:color="BFBFBF"/>
+              <w:bottom w:val="single" w:sz="4" w:color="BFBFBF"/>
+              <w:right w:val="single" w:sz="4" w:color="BFBFBF"/>
+            </w:tcBorders>
+            <w:tcMar>
+              <w:top w:w="80" w:type="dxa"/>
+              <w:left w:w="120" w:type="dxa"/>
+              <w:bottom w:w="80" w:type="dxa"/>
+              <w:right w:w="120" w:type="dxa"/>
+            </w:tcMar>
+          </w:tcPr>
+          <w:p>
+            <w:pPr>
+              <w:jc w:val="center"/>
+            </w:pPr>
+            <w:r/>
+            <w:r>
+              <w:rPr>
+                <w:rFonts w:ascii="Arial" w:hAnsi="Arial"/>
+                <w:b w:val="0"/>
+                <w:i w:val="0"/>
+                <w:sz w:val="20"/>
+              </w:rPr>
+              <w:t>0 (0%)</w:t>
+            </w:r>
+          </w:p>
+        </w:tc>
+        <w:tc>
+          <w:tcPr>
+            <w:tcW w:type="dxa" w:w="1872"/>
+            <w:vAlign w:val="center"/>
+            <w:tcBorders>
+              <w:top w:val="single" w:sz="4" w:color="BFBFBF"/>
+              <w:left w:val="single" w:sz="4" w:color="BFBFBF"/>
+              <w:bottom w:val="single" w:sz="4" w:color="BFBFBF"/>
+              <w:right w:val="single" w:sz="4" w:color="BFBFBF"/>
+            </w:tcBorders>
+            <w:tcMar>
+              <w:top w:w="80" w:type="dxa"/>
+              <w:left w:w="120" w:type="dxa"/>
+              <w:bottom w:w="80" w:type="dxa"/>
+              <w:right w:w="120" w:type="dxa"/>
+            </w:tcMar>
+          </w:tcPr>
+          <w:p>
+            <w:pPr>
+              <w:jc w:val="center"/>
+            </w:pPr>
+            <w:r/>
+            <w:r>
+              <w:rPr>
+                <w:rFonts w:ascii="Arial" w:hAnsi="Arial"/>
+                <w:b w:val="0"/>
+                <w:i w:val="0"/>
+                <w:sz w:val="20"/>
+              </w:rPr>
+              <w:t>2 (100%)</w:t>
             </w:r>
           </w:p>
         </w:tc>

--- a/tables/Opioid_Descriptive_Analyses.docx
+++ b/tables/Opioid_Descriptive_Analyses.docx
@@ -255,7 +255,7 @@
                 <w:i w:val="0"/>
                 <w:sz w:val="20"/>
               </w:rPr>
-              <w:t>50.0 (27.0–61.5)</w:t>
+              <w:t>51.5 (32.8–65.8)</w:t>
             </w:r>
           </w:p>
         </w:tc>
@@ -288,7 +288,7 @@
                 <w:i w:val="0"/>
                 <w:sz w:val="20"/>
               </w:rPr>
-              <w:t>74 (74–74)</w:t>
+              <w:t>73 (73–73)</w:t>
             </w:r>
           </w:p>
         </w:tc>
@@ -389,7 +389,7 @@
                 <w:i w:val="0"/>
                 <w:sz w:val="20"/>
               </w:rPr>
-              <w:t>321</w:t>
+              <w:t>293</w:t>
             </w:r>
           </w:p>
         </w:tc>
@@ -422,7 +422,7 @@
                 <w:i w:val="0"/>
                 <w:sz w:val="20"/>
               </w:rPr>
-              <w:t>74</w:t>
+              <w:t>73</w:t>
             </w:r>
           </w:p>
         </w:tc>
@@ -1329,7 +1329,7 @@
                 <w:i w:val="0"/>
                 <w:sz w:val="20"/>
               </w:rPr>
-              <w:t>6 (86%)</w:t>
+              <w:t>4 (57%)</w:t>
             </w:r>
           </w:p>
         </w:tc>
@@ -1395,7 +1395,7 @@
                 <w:i w:val="0"/>
                 <w:sz w:val="20"/>
               </w:rPr>
-              <w:t>1 (50%)</w:t>
+              <w:t>0 (0%)</w:t>
             </w:r>
           </w:p>
         </w:tc>
@@ -1463,7 +1463,7 @@
                 <w:i w:val="0"/>
                 <w:sz w:val="20"/>
               </w:rPr>
-              <w:t>1 (14%)</w:t>
+              <w:t>0 (0%)</w:t>
             </w:r>
           </w:p>
         </w:tc>
@@ -1529,7 +1529,7 @@
                 <w:i w:val="0"/>
                 <w:sz w:val="20"/>
               </w:rPr>
-              <w:t>1 (50%)</w:t>
+              <w:t>0 (0%)</w:t>
             </w:r>
           </w:p>
         </w:tc>
@@ -1731,6 +1731,39 @@
                 <w:i w:val="0"/>
                 <w:sz w:val="20"/>
               </w:rPr>
+              <w:t>3 (43%)</w:t>
+            </w:r>
+          </w:p>
+        </w:tc>
+        <w:tc>
+          <w:tcPr>
+            <w:tcW w:type="dxa" w:w="1872"/>
+            <w:vAlign w:val="center"/>
+            <w:tcBorders>
+              <w:top w:val="single" w:sz="4" w:color="BFBFBF"/>
+              <w:left w:val="single" w:sz="4" w:color="BFBFBF"/>
+              <w:bottom w:val="single" w:sz="4" w:color="BFBFBF"/>
+              <w:right w:val="single" w:sz="4" w:color="BFBFBF"/>
+            </w:tcBorders>
+            <w:tcMar>
+              <w:top w:w="80" w:type="dxa"/>
+              <w:left w:w="120" w:type="dxa"/>
+              <w:bottom w:w="80" w:type="dxa"/>
+              <w:right w:w="120" w:type="dxa"/>
+            </w:tcMar>
+          </w:tcPr>
+          <w:p>
+            <w:pPr>
+              <w:jc w:val="center"/>
+            </w:pPr>
+            <w:r/>
+            <w:r>
+              <w:rPr>
+                <w:rFonts w:ascii="Arial" w:hAnsi="Arial"/>
+                <w:b w:val="0"/>
+                <w:i w:val="0"/>
+                <w:sz w:val="20"/>
+              </w:rPr>
               <w:t>0 (0%)</w:t>
             </w:r>
           </w:p>
@@ -1764,40 +1797,7 @@
                 <w:i w:val="0"/>
                 <w:sz w:val="20"/>
               </w:rPr>
-              <w:t>0 (0%)</w:t>
-            </w:r>
-          </w:p>
-        </w:tc>
-        <w:tc>
-          <w:tcPr>
-            <w:tcW w:type="dxa" w:w="1872"/>
-            <w:vAlign w:val="center"/>
-            <w:tcBorders>
-              <w:top w:val="single" w:sz="4" w:color="BFBFBF"/>
-              <w:left w:val="single" w:sz="4" w:color="BFBFBF"/>
-              <w:bottom w:val="single" w:sz="4" w:color="BFBFBF"/>
-              <w:right w:val="single" w:sz="4" w:color="BFBFBF"/>
-            </w:tcBorders>
-            <w:tcMar>
-              <w:top w:w="80" w:type="dxa"/>
-              <w:left w:w="120" w:type="dxa"/>
-              <w:bottom w:w="80" w:type="dxa"/>
-              <w:right w:w="120" w:type="dxa"/>
-            </w:tcMar>
-          </w:tcPr>
-          <w:p>
-            <w:pPr>
-              <w:jc w:val="center"/>
-            </w:pPr>
-            <w:r/>
-            <w:r>
-              <w:rPr>
-                <w:rFonts w:ascii="Arial" w:hAnsi="Arial"/>
-                <w:b w:val="0"/>
-                <w:i w:val="0"/>
-                <w:sz w:val="20"/>
-              </w:rPr>
-              <w:t>0 (0%)</w:t>
+              <w:t>2 (100%)</w:t>
             </w:r>
           </w:p>
         </w:tc>
@@ -2804,7 +2804,7 @@
                 <w:i w:val="0"/>
                 <w:sz w:val="20"/>
               </w:rPr>
-              <w:t>93.4 (8.8), n=6</w:t>
+              <w:t>92.0 (10.7), n=6</w:t>
             </w:r>
           </w:p>
         </w:tc>
@@ -3341,7 +3341,7 @@
                 <w:i w:val="0"/>
                 <w:sz w:val="20"/>
               </w:rPr>
-              <w:t>2 (29%)</w:t>
+              <w:t>3 (43%)</w:t>
             </w:r>
           </w:p>
         </w:tc>
@@ -3609,7 +3609,7 @@
                 <w:i w:val="0"/>
                 <w:sz w:val="20"/>
               </w:rPr>
-              <w:t>4 (57%)</w:t>
+              <w:t>3 (43%)</w:t>
             </w:r>
           </w:p>
         </w:tc>
@@ -4460,7 +4460,7 @@
                 <w:i w:val="0"/>
                 <w:sz w:val="20"/>
               </w:rPr>
-              <w:t>14%</w:t>
+              <w:t>29%</w:t>
             </w:r>
           </w:p>
         </w:tc>
@@ -4594,7 +4594,7 @@
                 <w:i w:val="0"/>
                 <w:sz w:val="20"/>
               </w:rPr>
-              <w:t>71%</w:t>
+              <w:t>57%</w:t>
             </w:r>
           </w:p>
         </w:tc>
@@ -4862,7 +4862,7 @@
                 <w:i w:val="0"/>
                 <w:sz w:val="20"/>
               </w:rPr>
-              <w:t>57%</w:t>
+              <w:t>86%</w:t>
             </w:r>
           </w:p>
         </w:tc>
@@ -4928,7 +4928,7 @@
                 <w:i w:val="0"/>
                 <w:sz w:val="20"/>
               </w:rPr>
-              <w:t>50%</w:t>
+              <w:t>100%</w:t>
             </w:r>
           </w:p>
         </w:tc>
@@ -5130,7 +5130,7 @@
                 <w:i w:val="0"/>
                 <w:sz w:val="20"/>
               </w:rPr>
-              <w:t>57%</w:t>
+              <w:t>43%</w:t>
             </w:r>
           </w:p>
         </w:tc>
@@ -5804,7 +5804,7 @@
               <w:bottom w:w="80" w:type="dxa"/>
               <w:right w:w="120" w:type="dxa"/>
             </w:tcMar>
-            <w:shd w:val="clear" w:color="auto" w:fill="8CE68C"/>
+            <w:shd w:val="clear" w:color="auto" w:fill="F2F2F2"/>
           </w:tcPr>
           <w:p>
             <w:pPr>
@@ -5818,7 +5818,7 @@
                 <w:i w:val="0"/>
                 <w:sz w:val="20"/>
               </w:rPr>
-              <w:t>100%</w:t>
+              <w:t>—</w:t>
             </w:r>
           </w:p>
         </w:tc>
@@ -6410,7 +6410,7 @@
               <w:bottom w:w="80" w:type="dxa"/>
               <w:right w:w="120" w:type="dxa"/>
             </w:tcMar>
-            <w:shd w:val="clear" w:color="auto" w:fill="8CE68C"/>
+            <w:shd w:val="clear" w:color="auto" w:fill="ACE68C"/>
           </w:tcPr>
           <w:p>
             <w:pPr>
@@ -6424,7 +6424,7 @@
                 <w:i w:val="0"/>
                 <w:sz w:val="20"/>
               </w:rPr>
-              <w:t>100%</w:t>
+              <w:t>86%</w:t>
             </w:r>
           </w:p>
         </w:tc>
@@ -6612,7 +6612,7 @@
               <w:bottom w:w="80" w:type="dxa"/>
               <w:right w:w="120" w:type="dxa"/>
             </w:tcMar>
-            <w:shd w:val="clear" w:color="auto" w:fill="FFAC8C"/>
+            <w:shd w:val="clear" w:color="auto" w:fill="FFCD8C"/>
           </w:tcPr>
           <w:p>
             <w:pPr>
@@ -6626,7 +6626,7 @@
                 <w:i w:val="0"/>
                 <w:sz w:val="20"/>
               </w:rPr>
-              <w:t>14%</w:t>
+              <w:t>29%</w:t>
             </w:r>
           </w:p>
         </w:tc>
@@ -6713,7 +6713,7 @@
               <w:bottom w:w="80" w:type="dxa"/>
               <w:right w:w="120" w:type="dxa"/>
             </w:tcMar>
-            <w:shd w:val="clear" w:color="auto" w:fill="CDE68C"/>
+            <w:shd w:val="clear" w:color="auto" w:fill="EEE68C"/>
           </w:tcPr>
           <w:p>
             <w:pPr>
@@ -6727,7 +6727,7 @@
                 <w:i w:val="0"/>
                 <w:sz w:val="20"/>
               </w:rPr>
-              <w:t>71%</w:t>
+              <w:t>57%</w:t>
             </w:r>
           </w:p>
         </w:tc>
@@ -6915,7 +6915,7 @@
               <w:bottom w:w="80" w:type="dxa"/>
               <w:right w:w="120" w:type="dxa"/>
             </w:tcMar>
-            <w:shd w:val="clear" w:color="auto" w:fill="EEE68C"/>
+            <w:shd w:val="clear" w:color="auto" w:fill="ACE68C"/>
           </w:tcPr>
           <w:p>
             <w:pPr>
@@ -6929,7 +6929,7 @@
                 <w:i w:val="0"/>
                 <w:sz w:val="20"/>
               </w:rPr>
-              <w:t>57%</w:t>
+              <w:t>86%</w:t>
             </w:r>
           </w:p>
         </w:tc>
@@ -7117,7 +7117,7 @@
               <w:bottom w:w="80" w:type="dxa"/>
               <w:right w:w="120" w:type="dxa"/>
             </w:tcMar>
-            <w:shd w:val="clear" w:color="auto" w:fill="EEE68C"/>
+            <w:shd w:val="clear" w:color="auto" w:fill="FFEE8C"/>
           </w:tcPr>
           <w:p>
             <w:pPr>
@@ -7131,7 +7131,7 @@
                 <w:i w:val="0"/>
                 <w:sz w:val="20"/>
               </w:rPr>
-              <w:t>57%</w:t>
+              <w:t>43%</w:t>
             </w:r>
           </w:p>
         </w:tc>
@@ -7421,7 +7421,7 @@
               <w:bottom w:w="80" w:type="dxa"/>
               <w:right w:w="120" w:type="dxa"/>
             </w:tcMar>
-            <w:shd w:val="clear" w:color="auto" w:fill="8CE68C"/>
+            <w:shd w:val="clear" w:color="auto" w:fill="EEE68C"/>
           </w:tcPr>
           <w:p>
             <w:pPr>
@@ -7435,7 +7435,7 @@
                 <w:i w:val="0"/>
                 <w:sz w:val="20"/>
               </w:rPr>
-              <w:t>100%</w:t>
+              <w:t>57%</w:t>
             </w:r>
           </w:p>
         </w:tc>
@@ -8027,7 +8027,7 @@
               <w:bottom w:w="80" w:type="dxa"/>
               <w:right w:w="120" w:type="dxa"/>
             </w:tcMar>
-            <w:shd w:val="clear" w:color="auto" w:fill="FFEE8C"/>
+            <w:shd w:val="clear" w:color="auto" w:fill="FF8C8C"/>
           </w:tcPr>
           <w:p>
             <w:pPr>
@@ -8041,7 +8041,7 @@
                 <w:i w:val="0"/>
                 <w:sz w:val="20"/>
               </w:rPr>
-              <w:t>43%</w:t>
+              <w:t>0%</w:t>
             </w:r>
           </w:p>
         </w:tc>
@@ -8432,7 +8432,7 @@
               <w:bottom w:w="80" w:type="dxa"/>
               <w:right w:w="120" w:type="dxa"/>
             </w:tcMar>
-            <w:shd w:val="clear" w:color="auto" w:fill="ACE68C"/>
+            <w:shd w:val="clear" w:color="auto" w:fill="8CE68C"/>
           </w:tcPr>
           <w:p>
             <w:pPr>
@@ -8446,7 +8446,7 @@
                 <w:i w:val="0"/>
                 <w:sz w:val="20"/>
               </w:rPr>
-              <w:t>86%</w:t>
+              <w:t>100%</w:t>
             </w:r>
           </w:p>
         </w:tc>
@@ -8635,7 +8635,7 @@
               <w:bottom w:w="80" w:type="dxa"/>
               <w:right w:w="120" w:type="dxa"/>
             </w:tcMar>
-            <w:shd w:val="clear" w:color="auto" w:fill="FF8C8C"/>
+            <w:shd w:val="clear" w:color="auto" w:fill="FFAC8C"/>
           </w:tcPr>
           <w:p>
             <w:pPr>
@@ -8649,7 +8649,7 @@
                 <w:i w:val="0"/>
                 <w:sz w:val="20"/>
               </w:rPr>
-              <w:t>0%</w:t>
+              <w:t>14%</w:t>
             </w:r>
           </w:p>
         </w:tc>
@@ -9242,7 +9242,7 @@
               <w:bottom w:w="80" w:type="dxa"/>
               <w:right w:w="120" w:type="dxa"/>
             </w:tcMar>
-            <w:shd w:val="clear" w:color="auto" w:fill="CDE68C"/>
+            <w:shd w:val="clear" w:color="auto" w:fill="FFEE8C"/>
           </w:tcPr>
           <w:p>
             <w:pPr>
@@ -9256,7 +9256,7 @@
                 <w:i w:val="0"/>
                 <w:sz w:val="20"/>
               </w:rPr>
-              <w:t>71%</w:t>
+              <w:t>43%</w:t>
             </w:r>
           </w:p>
         </w:tc>
@@ -9646,7 +9646,7 @@
               <w:bottom w:w="80" w:type="dxa"/>
               <w:right w:w="120" w:type="dxa"/>
             </w:tcMar>
-            <w:shd w:val="clear" w:color="auto" w:fill="FFCD8C"/>
+            <w:shd w:val="clear" w:color="auto" w:fill="8CE68C"/>
           </w:tcPr>
           <w:p>
             <w:pPr>
@@ -9660,7 +9660,7 @@
                 <w:i w:val="0"/>
                 <w:sz w:val="20"/>
               </w:rPr>
-              <w:t>29%</w:t>
+              <w:t>100%</w:t>
             </w:r>
           </w:p>
         </w:tc>
@@ -10050,7 +10050,7 @@
               <w:bottom w:w="80" w:type="dxa"/>
               <w:right w:w="120" w:type="dxa"/>
             </w:tcMar>
-            <w:shd w:val="clear" w:color="auto" w:fill="FFCD8C"/>
+            <w:shd w:val="clear" w:color="auto" w:fill="FFAC8C"/>
           </w:tcPr>
           <w:p>
             <w:pPr>
@@ -10064,7 +10064,7 @@
                 <w:i w:val="0"/>
                 <w:sz w:val="20"/>
               </w:rPr>
-              <w:t>29%</w:t>
+              <w:t>14%</w:t>
             </w:r>
           </w:p>
         </w:tc>
@@ -10353,7 +10353,7 @@
               <w:bottom w:w="80" w:type="dxa"/>
               <w:right w:w="120" w:type="dxa"/>
             </w:tcMar>
-            <w:shd w:val="clear" w:color="auto" w:fill="FFAC8C"/>
+            <w:shd w:val="clear" w:color="auto" w:fill="FFEE8C"/>
           </w:tcPr>
           <w:p>
             <w:pPr>
@@ -10367,7 +10367,7 @@
                 <w:i w:val="0"/>
                 <w:sz w:val="20"/>
               </w:rPr>
-              <w:t>14%</w:t>
+              <w:t>43%</w:t>
             </w:r>
           </w:p>
         </w:tc>
@@ -10960,7 +10960,7 @@
               <w:bottom w:w="80" w:type="dxa"/>
               <w:right w:w="120" w:type="dxa"/>
             </w:tcMar>
-            <w:shd w:val="clear" w:color="auto" w:fill="EEE68C"/>
+            <w:shd w:val="clear" w:color="auto" w:fill="FFEE8C"/>
           </w:tcPr>
           <w:p>
             <w:pPr>
@@ -10974,7 +10974,7 @@
                 <w:i w:val="0"/>
                 <w:sz w:val="20"/>
               </w:rPr>
-              <w:t>57%</w:t>
+              <w:t>43%</w:t>
             </w:r>
           </w:p>
         </w:tc>
@@ -11162,7 +11162,7 @@
               <w:bottom w:w="80" w:type="dxa"/>
               <w:right w:w="120" w:type="dxa"/>
             </w:tcMar>
-            <w:shd w:val="clear" w:color="auto" w:fill="FFCD8C"/>
+            <w:shd w:val="clear" w:color="auto" w:fill="FFEE8C"/>
           </w:tcPr>
           <w:p>
             <w:pPr>
@@ -11176,7 +11176,7 @@
                 <w:i w:val="0"/>
                 <w:sz w:val="20"/>
               </w:rPr>
-              <w:t>29%</w:t>
+              <w:t>43%</w:t>
             </w:r>
           </w:p>
         </w:tc>
@@ -11851,7 +11851,7 @@
                 <w:i w:val="0"/>
                 <w:sz w:val="20"/>
               </w:rPr>
-              <w:t>29%</w:t>
+              <w:t>100%</w:t>
             </w:r>
           </w:p>
         </w:tc>
@@ -11884,7 +11884,7 @@
                 <w:i w:val="0"/>
                 <w:sz w:val="20"/>
               </w:rPr>
-              <w:t>0%</w:t>
+              <w:t>100%</w:t>
             </w:r>
           </w:p>
         </w:tc>
@@ -11917,7 +11917,7 @@
                 <w:i w:val="0"/>
                 <w:sz w:val="20"/>
               </w:rPr>
-              <w:t>50%</w:t>
+              <w:t>100%</w:t>
             </w:r>
           </w:p>
         </w:tc>
@@ -12051,7 +12051,7 @@
                 <w:i w:val="0"/>
                 <w:sz w:val="20"/>
               </w:rPr>
-              <w:t>50%</w:t>
+              <w:t>0%</w:t>
             </w:r>
           </w:p>
         </w:tc>
@@ -12387,7 +12387,7 @@
                 <w:i w:val="0"/>
                 <w:sz w:val="20"/>
               </w:rPr>
-              <w:t>29%</w:t>
+              <w:t>14%</w:t>
             </w:r>
           </w:p>
         </w:tc>
@@ -12420,7 +12420,7 @@
                 <w:i w:val="0"/>
                 <w:sz w:val="20"/>
               </w:rPr>
-              <w:t>100%</w:t>
+              <w:t>0%</w:t>
             </w:r>
           </w:p>
         </w:tc>
@@ -12789,7 +12789,7 @@
                 <w:i w:val="0"/>
                 <w:sz w:val="20"/>
               </w:rPr>
-              <w:t>14%</w:t>
+              <w:t>43%</w:t>
             </w:r>
           </w:p>
         </w:tc>
@@ -12822,7 +12822,7 @@
                 <w:i w:val="0"/>
                 <w:sz w:val="20"/>
               </w:rPr>
-              <w:t>0%</w:t>
+              <w:t>100%</w:t>
             </w:r>
           </w:p>
         </w:tc>
@@ -12855,7 +12855,7 @@
                 <w:i w:val="0"/>
                 <w:sz w:val="20"/>
               </w:rPr>
-              <w:t>0%</w:t>
+              <w:t>50%</w:t>
             </w:r>
           </w:p>
         </w:tc>

--- a/tables/Opioid_Descriptive_Analyses.docx
+++ b/tables/Opioid_Descriptive_Analyses.docx
@@ -255,7 +255,7 @@
                 <w:i w:val="0"/>
                 <w:sz w:val="20"/>
               </w:rPr>
-              <w:t>51.5 (32.8–65.8)</w:t>
+              <w:t>50.0 (27.0–61.5)</w:t>
             </w:r>
           </w:p>
         </w:tc>
@@ -389,7 +389,7 @@
                 <w:i w:val="0"/>
                 <w:sz w:val="20"/>
               </w:rPr>
-              <w:t>293</w:t>
+              <w:t>320</w:t>
             </w:r>
           </w:p>
         </w:tc>
@@ -4460,7 +4460,7 @@
                 <w:i w:val="0"/>
                 <w:sz w:val="20"/>
               </w:rPr>
-              <w:t>29%</w:t>
+              <w:t>14%</w:t>
             </w:r>
           </w:p>
         </w:tc>
@@ -4862,7 +4862,7 @@
                 <w:i w:val="0"/>
                 <w:sz w:val="20"/>
               </w:rPr>
-              <w:t>86%</w:t>
+              <w:t>71%</w:t>
             </w:r>
           </w:p>
         </w:tc>
@@ -5130,7 +5130,7 @@
                 <w:i w:val="0"/>
                 <w:sz w:val="20"/>
               </w:rPr>
-              <w:t>43%</w:t>
+              <w:t>57%</w:t>
             </w:r>
           </w:p>
         </w:tc>
@@ -6410,7 +6410,7 @@
               <w:bottom w:w="80" w:type="dxa"/>
               <w:right w:w="120" w:type="dxa"/>
             </w:tcMar>
-            <w:shd w:val="clear" w:color="auto" w:fill="ACE68C"/>
+            <w:shd w:val="clear" w:color="auto" w:fill="8CE68C"/>
           </w:tcPr>
           <w:p>
             <w:pPr>
@@ -6424,7 +6424,7 @@
                 <w:i w:val="0"/>
                 <w:sz w:val="20"/>
               </w:rPr>
-              <w:t>86%</w:t>
+              <w:t>100%</w:t>
             </w:r>
           </w:p>
         </w:tc>
@@ -6612,7 +6612,7 @@
               <w:bottom w:w="80" w:type="dxa"/>
               <w:right w:w="120" w:type="dxa"/>
             </w:tcMar>
-            <w:shd w:val="clear" w:color="auto" w:fill="FFCD8C"/>
+            <w:shd w:val="clear" w:color="auto" w:fill="FFAC8C"/>
           </w:tcPr>
           <w:p>
             <w:pPr>
@@ -6626,7 +6626,7 @@
                 <w:i w:val="0"/>
                 <w:sz w:val="20"/>
               </w:rPr>
-              <w:t>29%</w:t>
+              <w:t>14%</w:t>
             </w:r>
           </w:p>
         </w:tc>
@@ -6915,7 +6915,7 @@
               <w:bottom w:w="80" w:type="dxa"/>
               <w:right w:w="120" w:type="dxa"/>
             </w:tcMar>
-            <w:shd w:val="clear" w:color="auto" w:fill="ACE68C"/>
+            <w:shd w:val="clear" w:color="auto" w:fill="CDE68C"/>
           </w:tcPr>
           <w:p>
             <w:pPr>
@@ -6929,7 +6929,7 @@
                 <w:i w:val="0"/>
                 <w:sz w:val="20"/>
               </w:rPr>
-              <w:t>86%</w:t>
+              <w:t>71%</w:t>
             </w:r>
           </w:p>
         </w:tc>
@@ -7117,7 +7117,7 @@
               <w:bottom w:w="80" w:type="dxa"/>
               <w:right w:w="120" w:type="dxa"/>
             </w:tcMar>
-            <w:shd w:val="clear" w:color="auto" w:fill="FFEE8C"/>
+            <w:shd w:val="clear" w:color="auto" w:fill="EEE68C"/>
           </w:tcPr>
           <w:p>
             <w:pPr>
@@ -7131,7 +7131,7 @@
                 <w:i w:val="0"/>
                 <w:sz w:val="20"/>
               </w:rPr>
-              <w:t>43%</w:t>
+              <w:t>57%</w:t>
             </w:r>
           </w:p>
         </w:tc>
@@ -9242,7 +9242,7 @@
               <w:bottom w:w="80" w:type="dxa"/>
               <w:right w:w="120" w:type="dxa"/>
             </w:tcMar>
-            <w:shd w:val="clear" w:color="auto" w:fill="FFEE8C"/>
+            <w:shd w:val="clear" w:color="auto" w:fill="CDE68C"/>
           </w:tcPr>
           <w:p>
             <w:pPr>
@@ -9256,7 +9256,7 @@
                 <w:i w:val="0"/>
                 <w:sz w:val="20"/>
               </w:rPr>
-              <w:t>43%</w:t>
+              <w:t>71%</w:t>
             </w:r>
           </w:p>
         </w:tc>
@@ -10050,7 +10050,7 @@
               <w:bottom w:w="80" w:type="dxa"/>
               <w:right w:w="120" w:type="dxa"/>
             </w:tcMar>
-            <w:shd w:val="clear" w:color="auto" w:fill="FFAC8C"/>
+            <w:shd w:val="clear" w:color="auto" w:fill="FFCD8C"/>
           </w:tcPr>
           <w:p>
             <w:pPr>
@@ -10064,7 +10064,7 @@
                 <w:i w:val="0"/>
                 <w:sz w:val="20"/>
               </w:rPr>
-              <w:t>14%</w:t>
+              <w:t>29%</w:t>
             </w:r>
           </w:p>
         </w:tc>
@@ -12387,7 +12387,7 @@
                 <w:i w:val="0"/>
                 <w:sz w:val="20"/>
               </w:rPr>
-              <w:t>14%</w:t>
+              <w:t>29%</w:t>
             </w:r>
           </w:p>
         </w:tc>
@@ -12420,7 +12420,7 @@
                 <w:i w:val="0"/>
                 <w:sz w:val="20"/>
               </w:rPr>
-              <w:t>0%</w:t>
+              <w:t>100%</w:t>
             </w:r>
           </w:p>
         </w:tc>

--- a/tables/Opioid_Descriptive_Analyses.docx
+++ b/tables/Opioid_Descriptive_Analyses.docx
@@ -20,7 +20,7 @@
           <w:color w:val="555555"/>
           <w:sz w:val="18"/>
         </w:rPr>
-        <w:t>Five descriptive tables supporting the USPSTF evidentiary-gap analysis. Era split: Pre-1980 (n=1) vs. 2010+ (n=2); the 1980–2009 interval contains zero studies.</w:t>
+        <w:t>Five descriptive tables supporting the USPSTF evidentiary-gap analysis. Era split: Pre-1980 (n=1) vs. 2010+ (n=1); the 1980–2009 interval contains zero studies.</w:t>
       </w:r>
     </w:p>
     <w:p>
@@ -115,7 +115,7 @@
               </w:rPr>
               <w:t>All studies</w:t>
               <w:br/>
-              <w:t>(n=7)</w:t>
+              <w:t>(n=6)</w:t>
             </w:r>
           </w:p>
         </w:tc>
@@ -187,7 +187,7 @@
               </w:rPr>
               <w:t>2010+</w:t>
               <w:br/>
-              <w:t>(n=2)</w:t>
+              <w:t>(n=1)</w:t>
             </w:r>
           </w:p>
         </w:tc>
@@ -255,7 +255,7 @@
                 <w:i w:val="0"/>
                 <w:sz w:val="20"/>
               </w:rPr>
-              <w:t>50.0 (27.0–61.5)</w:t>
+              <w:t>51.5 (32.8–65.8)</w:t>
             </w:r>
           </w:p>
         </w:tc>
@@ -321,7 +321,7 @@
                 <w:i w:val="0"/>
                 <w:sz w:val="20"/>
               </w:rPr>
-              <w:t>23.5 (21.8–25.2)</w:t>
+              <w:t>27 (27–27)</w:t>
             </w:r>
           </w:p>
         </w:tc>
@@ -389,7 +389,7 @@
                 <w:i w:val="0"/>
                 <w:sz w:val="20"/>
               </w:rPr>
-              <w:t>320</w:t>
+              <w:t>300</w:t>
             </w:r>
           </w:p>
         </w:tc>
@@ -455,7 +455,7 @@
                 <w:i w:val="0"/>
                 <w:sz w:val="20"/>
               </w:rPr>
-              <w:t>47</w:t>
+              <w:t>27</w:t>
             </w:r>
           </w:p>
         </w:tc>
@@ -523,7 +523,7 @@
                 <w:i w:val="0"/>
                 <w:sz w:val="20"/>
               </w:rPr>
-              <w:t>6.0 (2.6–12.0)</w:t>
+              <w:t>8.0 (1.9–12.0)</w:t>
             </w:r>
           </w:p>
         </w:tc>
@@ -589,7 +589,7 @@
                 <w:i w:val="0"/>
                 <w:sz w:val="20"/>
               </w:rPr>
-              <w:t>3.6 (2.4–4.8)</w:t>
+              <w:t>1.2 (1.2–1.2)</w:t>
             </w:r>
           </w:p>
         </w:tc>
@@ -792,7 +792,7 @@
                 <w:i w:val="0"/>
                 <w:sz w:val="20"/>
               </w:rPr>
-              <w:t>1 (14%)</w:t>
+              <w:t>1 (17%)</w:t>
             </w:r>
           </w:p>
         </w:tc>
@@ -926,7 +926,7 @@
                 <w:i w:val="0"/>
                 <w:sz w:val="20"/>
               </w:rPr>
-              <w:t>6 (86%)</w:t>
+              <w:t>5 (83%)</w:t>
             </w:r>
           </w:p>
         </w:tc>
@@ -992,7 +992,7 @@
                 <w:i w:val="0"/>
                 <w:sz w:val="20"/>
               </w:rPr>
-              <w:t>2 (100%)</w:t>
+              <w:t>1 (100%)</w:t>
             </w:r>
           </w:p>
         </w:tc>
@@ -1329,7 +1329,7 @@
                 <w:i w:val="0"/>
                 <w:sz w:val="20"/>
               </w:rPr>
-              <w:t>4 (57%)</w:t>
+              <w:t>4 (67%)</w:t>
             </w:r>
           </w:p>
         </w:tc>
@@ -1731,7 +1731,7 @@
                 <w:i w:val="0"/>
                 <w:sz w:val="20"/>
               </w:rPr>
-              <w:t>3 (43%)</w:t>
+              <w:t>2 (33%)</w:t>
             </w:r>
           </w:p>
         </w:tc>
@@ -1797,7 +1797,7 @@
                 <w:i w:val="0"/>
                 <w:sz w:val="20"/>
               </w:rPr>
-              <w:t>2 (100%)</w:t>
+              <w:t>1 (100%)</w:t>
             </w:r>
           </w:p>
         </w:tc>
@@ -2000,7 +2000,7 @@
                 <w:i w:val="0"/>
                 <w:sz w:val="20"/>
               </w:rPr>
-              <w:t>4 (57%)</w:t>
+              <w:t>4 (67%)</w:t>
             </w:r>
           </w:p>
         </w:tc>
@@ -2134,7 +2134,7 @@
                 <w:i w:val="0"/>
                 <w:sz w:val="20"/>
               </w:rPr>
-              <w:t>2 (29%)</w:t>
+              <w:t>2 (33%)</w:t>
             </w:r>
           </w:p>
         </w:tc>
@@ -2200,7 +2200,7 @@
                 <w:i w:val="0"/>
                 <w:sz w:val="20"/>
               </w:rPr>
-              <w:t>1 (50%)</w:t>
+              <w:t>1 (100%)</w:t>
             </w:r>
           </w:p>
         </w:tc>
@@ -2402,7 +2402,7 @@
                 <w:i w:val="0"/>
                 <w:sz w:val="20"/>
               </w:rPr>
-              <w:t>1 (14%)</w:t>
+              <w:t>0 (0%)</w:t>
             </w:r>
           </w:p>
         </w:tc>
@@ -2468,7 +2468,7 @@
                 <w:i w:val="0"/>
                 <w:sz w:val="20"/>
               </w:rPr>
-              <w:t>1 (50%)</w:t>
+              <w:t>0 (0%)</w:t>
             </w:r>
           </w:p>
         </w:tc>
@@ -2536,7 +2536,7 @@
                 <w:i w:val="0"/>
                 <w:sz w:val="20"/>
               </w:rPr>
-              <w:t>12.8 (9.2), n=7</w:t>
+              <w:t>14.9 (8.0), n=6</w:t>
             </w:r>
           </w:p>
         </w:tc>
@@ -2602,7 +2602,7 @@
                 <w:i w:val="0"/>
                 <w:sz w:val="20"/>
               </w:rPr>
-              <w:t>11.1 (15.7), n=2</w:t>
+              <w:t>22.2 (nan), n=1</w:t>
             </w:r>
           </w:p>
         </w:tc>
@@ -2804,7 +2804,7 @@
                 <w:i w:val="0"/>
                 <w:sz w:val="20"/>
               </w:rPr>
-              <w:t>92.0 (10.7), n=6</w:t>
+              <w:t>90.3 (11.1), n=5</w:t>
             </w:r>
           </w:p>
         </w:tc>
@@ -2870,7 +2870,7 @@
                 <w:i w:val="0"/>
                 <w:sz w:val="20"/>
               </w:rPr>
-              <w:t>100.0 (0.0), n=2</w:t>
+              <w:t>100.0 (nan), n=1</w:t>
             </w:r>
           </w:p>
         </w:tc>
@@ -3207,7 +3207,7 @@
                 <w:i w:val="0"/>
                 <w:sz w:val="20"/>
               </w:rPr>
-              <w:t>1 (14%)</w:t>
+              <w:t>1 (17%)</w:t>
             </w:r>
           </w:p>
         </w:tc>
@@ -3341,7 +3341,7 @@
                 <w:i w:val="0"/>
                 <w:sz w:val="20"/>
               </w:rPr>
-              <w:t>3 (43%)</w:t>
+              <w:t>3 (50%)</w:t>
             </w:r>
           </w:p>
         </w:tc>
@@ -3609,7 +3609,7 @@
                 <w:i w:val="0"/>
                 <w:sz w:val="20"/>
               </w:rPr>
-              <w:t>3 (43%)</w:t>
+              <w:t>2 (33%)</w:t>
             </w:r>
           </w:p>
         </w:tc>
@@ -3675,7 +3675,7 @@
                 <w:i w:val="0"/>
                 <w:sz w:val="20"/>
               </w:rPr>
-              <w:t>2 (100%)</w:t>
+              <w:t>1 (100%)</w:t>
             </w:r>
           </w:p>
         </w:tc>
@@ -3784,7 +3784,7 @@
               </w:rPr>
               <w:t>All studies</w:t>
               <w:br/>
-              <w:t>(n=7)</w:t>
+              <w:t>(n=6)</w:t>
             </w:r>
           </w:p>
         </w:tc>
@@ -3856,7 +3856,7 @@
               </w:rPr>
               <w:t>2010+</w:t>
               <w:br/>
-              <w:t>(n=2)</w:t>
+              <w:t>(n=1)</w:t>
             </w:r>
           </w:p>
         </w:tc>
@@ -3924,7 +3924,7 @@
                 <w:i w:val="0"/>
                 <w:sz w:val="20"/>
               </w:rPr>
-              <w:t>71%</w:t>
+              <w:t>83%</w:t>
             </w:r>
           </w:p>
         </w:tc>
@@ -3990,7 +3990,7 @@
                 <w:i w:val="0"/>
                 <w:sz w:val="20"/>
               </w:rPr>
-              <w:t>50%</w:t>
+              <w:t>100%</w:t>
             </w:r>
           </w:p>
         </w:tc>
@@ -4058,7 +4058,7 @@
                 <w:i w:val="0"/>
                 <w:sz w:val="20"/>
               </w:rPr>
-              <w:t>71%</w:t>
+              <w:t>67%</w:t>
             </w:r>
           </w:p>
         </w:tc>
@@ -4192,7 +4192,7 @@
                 <w:i w:val="0"/>
                 <w:sz w:val="20"/>
               </w:rPr>
-              <w:t>57%</w:t>
+              <w:t>50%</w:t>
             </w:r>
           </w:p>
         </w:tc>
@@ -4326,7 +4326,7 @@
                 <w:i w:val="0"/>
                 <w:sz w:val="20"/>
               </w:rPr>
-              <w:t>86%</w:t>
+              <w:t>83%</w:t>
             </w:r>
           </w:p>
         </w:tc>
@@ -4460,7 +4460,7 @@
                 <w:i w:val="0"/>
                 <w:sz w:val="20"/>
               </w:rPr>
-              <w:t>14%</w:t>
+              <w:t>17%</w:t>
             </w:r>
           </w:p>
         </w:tc>
@@ -4526,7 +4526,7 @@
                 <w:i w:val="0"/>
                 <w:sz w:val="20"/>
               </w:rPr>
-              <w:t>50%</w:t>
+              <w:t>100%</w:t>
             </w:r>
           </w:p>
         </w:tc>
@@ -4594,7 +4594,7 @@
                 <w:i w:val="0"/>
                 <w:sz w:val="20"/>
               </w:rPr>
-              <w:t>57%</w:t>
+              <w:t>50%</w:t>
             </w:r>
           </w:p>
         </w:tc>
@@ -4728,7 +4728,7 @@
                 <w:i w:val="0"/>
                 <w:sz w:val="20"/>
               </w:rPr>
-              <w:t>86%</w:t>
+              <w:t>83%</w:t>
             </w:r>
           </w:p>
         </w:tc>
@@ -4862,7 +4862,7 @@
                 <w:i w:val="0"/>
                 <w:sz w:val="20"/>
               </w:rPr>
-              <w:t>71%</w:t>
+              <w:t>67%</w:t>
             </w:r>
           </w:p>
         </w:tc>
@@ -5130,7 +5130,7 @@
                 <w:i w:val="0"/>
                 <w:sz w:val="20"/>
               </w:rPr>
-              <w:t>57%</w:t>
+              <w:t>67%</w:t>
             </w:r>
           </w:p>
         </w:tc>
@@ -5196,7 +5196,7 @@
                 <w:i w:val="0"/>
                 <w:sz w:val="20"/>
               </w:rPr>
-              <w:t>50%</w:t>
+              <w:t>100%</w:t>
             </w:r>
           </w:p>
         </w:tc>
@@ -5264,7 +5264,7 @@
                 <w:i w:val="0"/>
                 <w:sz w:val="20"/>
               </w:rPr>
-              <w:t>86%</w:t>
+              <w:t>83%</w:t>
             </w:r>
           </w:p>
         </w:tc>
@@ -5398,7 +5398,7 @@
                 <w:i w:val="0"/>
                 <w:sz w:val="20"/>
               </w:rPr>
-              <w:t>14%</w:t>
+              <w:t>0%</w:t>
             </w:r>
           </w:p>
         </w:tc>
@@ -5464,7 +5464,7 @@
                 <w:i w:val="0"/>
                 <w:sz w:val="20"/>
               </w:rPr>
-              <w:t>50%</w:t>
+              <w:t>0%</w:t>
             </w:r>
           </w:p>
         </w:tc>
@@ -5502,7 +5502,7 @@
           <w:color w:val="555555"/>
           <w:sz w:val="18"/>
         </w:rPr>
-        <w:t>Cell shading reflects % of all studies (n=7) meeting/reporting each indicator. Red = low (gap); green = high (well covered). For binary criteria, % is the proportion with value 1. For continuous/categorical variables (denoted "reported"), % is the proportion with any non-null value. Substance Category rows describe the literature's coverage, not USPSTF criteria per se.</w:t>
+        <w:t>Cell shading reflects % of all studies (n=6) meeting/reporting each indicator. Red = low (gap); green = high (well covered). For binary criteria, % is the proportion with value 1. For continuous/categorical variables (denoted "reported"), % is the proportion with any non-null value. Substance Category rows describe the literature's coverage, not USPSTF criteria per se.</w:t>
       </w:r>
     </w:p>
     <w:tbl>
@@ -6006,7 +6006,7 @@
               <w:bottom w:w="80" w:type="dxa"/>
               <w:right w:w="120" w:type="dxa"/>
             </w:tcMar>
-            <w:shd w:val="clear" w:color="auto" w:fill="CDE68C"/>
+            <w:shd w:val="clear" w:color="auto" w:fill="B2E68C"/>
           </w:tcPr>
           <w:p>
             <w:pPr>
@@ -6020,7 +6020,7 @@
                 <w:i w:val="0"/>
                 <w:sz w:val="20"/>
               </w:rPr>
-              <w:t>71%</w:t>
+              <w:t>83%</w:t>
             </w:r>
           </w:p>
         </w:tc>
@@ -6107,7 +6107,7 @@
               <w:bottom w:w="80" w:type="dxa"/>
               <w:right w:w="120" w:type="dxa"/>
             </w:tcMar>
-            <w:shd w:val="clear" w:color="auto" w:fill="CDE68C"/>
+            <w:shd w:val="clear" w:color="auto" w:fill="D8E68C"/>
           </w:tcPr>
           <w:p>
             <w:pPr>
@@ -6121,7 +6121,7 @@
                 <w:i w:val="0"/>
                 <w:sz w:val="20"/>
               </w:rPr>
-              <w:t>71%</w:t>
+              <w:t>67%</w:t>
             </w:r>
           </w:p>
         </w:tc>
@@ -6208,7 +6208,7 @@
               <w:bottom w:w="80" w:type="dxa"/>
               <w:right w:w="120" w:type="dxa"/>
             </w:tcMar>
-            <w:shd w:val="clear" w:color="auto" w:fill="EEE68C"/>
+            <w:shd w:val="clear" w:color="auto" w:fill="FFFF8C"/>
           </w:tcPr>
           <w:p>
             <w:pPr>
@@ -6222,7 +6222,7 @@
                 <w:i w:val="0"/>
                 <w:sz w:val="20"/>
               </w:rPr>
-              <w:t>57%</w:t>
+              <w:t>50%</w:t>
             </w:r>
           </w:p>
         </w:tc>
@@ -6309,7 +6309,7 @@
               <w:bottom w:w="80" w:type="dxa"/>
               <w:right w:w="120" w:type="dxa"/>
             </w:tcMar>
-            <w:shd w:val="clear" w:color="auto" w:fill="ACE68C"/>
+            <w:shd w:val="clear" w:color="auto" w:fill="B2E68C"/>
           </w:tcPr>
           <w:p>
             <w:pPr>
@@ -6323,7 +6323,7 @@
                 <w:i w:val="0"/>
                 <w:sz w:val="20"/>
               </w:rPr>
-              <w:t>86%</w:t>
+              <w:t>83%</w:t>
             </w:r>
           </w:p>
         </w:tc>
@@ -6511,7 +6511,7 @@
               <w:bottom w:w="80" w:type="dxa"/>
               <w:right w:w="120" w:type="dxa"/>
             </w:tcMar>
-            <w:shd w:val="clear" w:color="auto" w:fill="FFAC8C"/>
+            <w:shd w:val="clear" w:color="auto" w:fill="FF8C8C"/>
           </w:tcPr>
           <w:p>
             <w:pPr>
@@ -6525,7 +6525,7 @@
                 <w:i w:val="0"/>
                 <w:sz w:val="20"/>
               </w:rPr>
-              <w:t>14%</w:t>
+              <w:t>0%</w:t>
             </w:r>
           </w:p>
         </w:tc>
@@ -6612,7 +6612,7 @@
               <w:bottom w:w="80" w:type="dxa"/>
               <w:right w:w="120" w:type="dxa"/>
             </w:tcMar>
-            <w:shd w:val="clear" w:color="auto" w:fill="FFAC8C"/>
+            <w:shd w:val="clear" w:color="auto" w:fill="FFB28C"/>
           </w:tcPr>
           <w:p>
             <w:pPr>
@@ -6626,7 +6626,7 @@
                 <w:i w:val="0"/>
                 <w:sz w:val="20"/>
               </w:rPr>
-              <w:t>14%</w:t>
+              <w:t>17%</w:t>
             </w:r>
           </w:p>
         </w:tc>
@@ -6713,7 +6713,7 @@
               <w:bottom w:w="80" w:type="dxa"/>
               <w:right w:w="120" w:type="dxa"/>
             </w:tcMar>
-            <w:shd w:val="clear" w:color="auto" w:fill="EEE68C"/>
+            <w:shd w:val="clear" w:color="auto" w:fill="FFFF8C"/>
           </w:tcPr>
           <w:p>
             <w:pPr>
@@ -6727,7 +6727,7 @@
                 <w:i w:val="0"/>
                 <w:sz w:val="20"/>
               </w:rPr>
-              <w:t>57%</w:t>
+              <w:t>50%</w:t>
             </w:r>
           </w:p>
         </w:tc>
@@ -6814,7 +6814,7 @@
               <w:bottom w:w="80" w:type="dxa"/>
               <w:right w:w="120" w:type="dxa"/>
             </w:tcMar>
-            <w:shd w:val="clear" w:color="auto" w:fill="ACE68C"/>
+            <w:shd w:val="clear" w:color="auto" w:fill="B2E68C"/>
           </w:tcPr>
           <w:p>
             <w:pPr>
@@ -6828,7 +6828,7 @@
                 <w:i w:val="0"/>
                 <w:sz w:val="20"/>
               </w:rPr>
-              <w:t>86%</w:t>
+              <w:t>83%</w:t>
             </w:r>
           </w:p>
         </w:tc>
@@ -6915,7 +6915,7 @@
               <w:bottom w:w="80" w:type="dxa"/>
               <w:right w:w="120" w:type="dxa"/>
             </w:tcMar>
-            <w:shd w:val="clear" w:color="auto" w:fill="CDE68C"/>
+            <w:shd w:val="clear" w:color="auto" w:fill="D8E68C"/>
           </w:tcPr>
           <w:p>
             <w:pPr>
@@ -6929,7 +6929,7 @@
                 <w:i w:val="0"/>
                 <w:sz w:val="20"/>
               </w:rPr>
-              <w:t>71%</w:t>
+              <w:t>67%</w:t>
             </w:r>
           </w:p>
         </w:tc>
@@ -7117,7 +7117,7 @@
               <w:bottom w:w="80" w:type="dxa"/>
               <w:right w:w="120" w:type="dxa"/>
             </w:tcMar>
-            <w:shd w:val="clear" w:color="auto" w:fill="EEE68C"/>
+            <w:shd w:val="clear" w:color="auto" w:fill="D8E68C"/>
           </w:tcPr>
           <w:p>
             <w:pPr>
@@ -7131,7 +7131,7 @@
                 <w:i w:val="0"/>
                 <w:sz w:val="20"/>
               </w:rPr>
-              <w:t>57%</w:t>
+              <w:t>67%</w:t>
             </w:r>
           </w:p>
         </w:tc>
@@ -7218,7 +7218,7 @@
               <w:bottom w:w="80" w:type="dxa"/>
               <w:right w:w="120" w:type="dxa"/>
             </w:tcMar>
-            <w:shd w:val="clear" w:color="auto" w:fill="ACE68C"/>
+            <w:shd w:val="clear" w:color="auto" w:fill="B2E68C"/>
           </w:tcPr>
           <w:p>
             <w:pPr>
@@ -7232,7 +7232,7 @@
                 <w:i w:val="0"/>
                 <w:sz w:val="20"/>
               </w:rPr>
-              <w:t>86%</w:t>
+              <w:t>83%</w:t>
             </w:r>
           </w:p>
         </w:tc>
@@ -7401,7 +7401,7 @@
                 <w:i w:val="0"/>
                 <w:sz w:val="20"/>
               </w:rPr>
-              <w:t xml:space="preserve">    Baseline severity reported</w:t>
+              <w:t xml:space="preserve">    Baseline status reported</w:t>
             </w:r>
           </w:p>
         </w:tc>
@@ -7421,7 +7421,7 @@
               <w:bottom w:w="80" w:type="dxa"/>
               <w:right w:w="120" w:type="dxa"/>
             </w:tcMar>
-            <w:shd w:val="clear" w:color="auto" w:fill="EEE68C"/>
+            <w:shd w:val="clear" w:color="auto" w:fill="8CE68C"/>
           </w:tcPr>
           <w:p>
             <w:pPr>
@@ -7435,7 +7435,7 @@
                 <w:i w:val="0"/>
                 <w:sz w:val="20"/>
               </w:rPr>
-              <w:t>57%</w:t>
+              <w:t>100%</w:t>
             </w:r>
           </w:p>
         </w:tc>
@@ -7522,7 +7522,7 @@
               <w:bottom w:w="80" w:type="dxa"/>
               <w:right w:w="120" w:type="dxa"/>
             </w:tcMar>
-            <w:shd w:val="clear" w:color="auto" w:fill="ACE68C"/>
+            <w:shd w:val="clear" w:color="auto" w:fill="8CE68C"/>
           </w:tcPr>
           <w:p>
             <w:pPr>
@@ -7536,7 +7536,7 @@
                 <w:i w:val="0"/>
                 <w:sz w:val="20"/>
               </w:rPr>
-              <w:t>86%</w:t>
+              <w:t>100%</w:t>
             </w:r>
           </w:p>
         </w:tc>
@@ -7724,7 +7724,7 @@
               <w:bottom w:w="80" w:type="dxa"/>
               <w:right w:w="120" w:type="dxa"/>
             </w:tcMar>
-            <w:shd w:val="clear" w:color="auto" w:fill="FFCD8C"/>
+            <w:shd w:val="clear" w:color="auto" w:fill="FFD88C"/>
           </w:tcPr>
           <w:p>
             <w:pPr>
@@ -7738,7 +7738,7 @@
                 <w:i w:val="0"/>
                 <w:sz w:val="20"/>
               </w:rPr>
-              <w:t>29%</w:t>
+              <w:t>33%</w:t>
             </w:r>
           </w:p>
         </w:tc>
@@ -7825,7 +7825,7 @@
               <w:bottom w:w="80" w:type="dxa"/>
               <w:right w:w="120" w:type="dxa"/>
             </w:tcMar>
-            <w:shd w:val="clear" w:color="auto" w:fill="FFAC8C"/>
+            <w:shd w:val="clear" w:color="auto" w:fill="FFB28C"/>
           </w:tcPr>
           <w:p>
             <w:pPr>
@@ -7839,7 +7839,7 @@
                 <w:i w:val="0"/>
                 <w:sz w:val="20"/>
               </w:rPr>
-              <w:t>14%</w:t>
+              <w:t>17%</w:t>
             </w:r>
           </w:p>
         </w:tc>
@@ -8331,7 +8331,7 @@
               <w:bottom w:w="80" w:type="dxa"/>
               <w:right w:w="120" w:type="dxa"/>
             </w:tcMar>
-            <w:shd w:val="clear" w:color="auto" w:fill="FFEE8C"/>
+            <w:shd w:val="clear" w:color="auto" w:fill="FFFF8C"/>
           </w:tcPr>
           <w:p>
             <w:pPr>
@@ -8345,7 +8345,7 @@
                 <w:i w:val="0"/>
                 <w:sz w:val="20"/>
               </w:rPr>
-              <w:t>43%</w:t>
+              <w:t>50%</w:t>
             </w:r>
           </w:p>
         </w:tc>
@@ -8635,7 +8635,7 @@
               <w:bottom w:w="80" w:type="dxa"/>
               <w:right w:w="120" w:type="dxa"/>
             </w:tcMar>
-            <w:shd w:val="clear" w:color="auto" w:fill="FFAC8C"/>
+            <w:shd w:val="clear" w:color="auto" w:fill="FFB28C"/>
           </w:tcPr>
           <w:p>
             <w:pPr>
@@ -8649,7 +8649,7 @@
                 <w:i w:val="0"/>
                 <w:sz w:val="20"/>
               </w:rPr>
-              <w:t>14%</w:t>
+              <w:t>17%</w:t>
             </w:r>
           </w:p>
         </w:tc>
@@ -9040,7 +9040,7 @@
               <w:bottom w:w="80" w:type="dxa"/>
               <w:right w:w="120" w:type="dxa"/>
             </w:tcMar>
-            <w:shd w:val="clear" w:color="auto" w:fill="ACE68C"/>
+            <w:shd w:val="clear" w:color="auto" w:fill="B2E68C"/>
           </w:tcPr>
           <w:p>
             <w:pPr>
@@ -9054,7 +9054,7 @@
                 <w:i w:val="0"/>
                 <w:sz w:val="20"/>
               </w:rPr>
-              <w:t>86%</w:t>
+              <w:t>83%</w:t>
             </w:r>
           </w:p>
         </w:tc>
@@ -9242,7 +9242,7 @@
               <w:bottom w:w="80" w:type="dxa"/>
               <w:right w:w="120" w:type="dxa"/>
             </w:tcMar>
-            <w:shd w:val="clear" w:color="auto" w:fill="CDE68C"/>
+            <w:shd w:val="clear" w:color="auto" w:fill="D8E68C"/>
           </w:tcPr>
           <w:p>
             <w:pPr>
@@ -9256,7 +9256,7 @@
                 <w:i w:val="0"/>
                 <w:sz w:val="20"/>
               </w:rPr>
-              <w:t>71%</w:t>
+              <w:t>67%</w:t>
             </w:r>
           </w:p>
         </w:tc>
@@ -9343,7 +9343,7 @@
               <w:bottom w:w="80" w:type="dxa"/>
               <w:right w:w="120" w:type="dxa"/>
             </w:tcMar>
-            <w:shd w:val="clear" w:color="auto" w:fill="ACE68C"/>
+            <w:shd w:val="clear" w:color="auto" w:fill="B2E68C"/>
           </w:tcPr>
           <w:p>
             <w:pPr>
@@ -9357,7 +9357,7 @@
                 <w:i w:val="0"/>
                 <w:sz w:val="20"/>
               </w:rPr>
-              <w:t>86%</w:t>
+              <w:t>83%</w:t>
             </w:r>
           </w:p>
         </w:tc>
@@ -9747,7 +9747,7 @@
               <w:bottom w:w="80" w:type="dxa"/>
               <w:right w:w="120" w:type="dxa"/>
             </w:tcMar>
-            <w:shd w:val="clear" w:color="auto" w:fill="EEE68C"/>
+            <w:shd w:val="clear" w:color="auto" w:fill="D8E68C"/>
           </w:tcPr>
           <w:p>
             <w:pPr>
@@ -9761,7 +9761,7 @@
                 <w:i w:val="0"/>
                 <w:sz w:val="20"/>
               </w:rPr>
-              <w:t>57%</w:t>
+              <w:t>67%</w:t>
             </w:r>
           </w:p>
         </w:tc>
@@ -10050,7 +10050,7 @@
               <w:bottom w:w="80" w:type="dxa"/>
               <w:right w:w="120" w:type="dxa"/>
             </w:tcMar>
-            <w:shd w:val="clear" w:color="auto" w:fill="FFCD8C"/>
+            <w:shd w:val="clear" w:color="auto" w:fill="FFB28C"/>
           </w:tcPr>
           <w:p>
             <w:pPr>
@@ -10064,7 +10064,7 @@
                 <w:i w:val="0"/>
                 <w:sz w:val="20"/>
               </w:rPr>
-              <w:t>29%</w:t>
+              <w:t>17%</w:t>
             </w:r>
           </w:p>
         </w:tc>
@@ -10151,7 +10151,7 @@
               <w:bottom w:w="80" w:type="dxa"/>
               <w:right w:w="120" w:type="dxa"/>
             </w:tcMar>
-            <w:shd w:val="clear" w:color="auto" w:fill="CDE68C"/>
+            <w:shd w:val="clear" w:color="auto" w:fill="D8E68C"/>
           </w:tcPr>
           <w:p>
             <w:pPr>
@@ -10165,7 +10165,7 @@
                 <w:i w:val="0"/>
                 <w:sz w:val="20"/>
               </w:rPr>
-              <w:t>71%</w:t>
+              <w:t>67%</w:t>
             </w:r>
           </w:p>
         </w:tc>
@@ -10252,7 +10252,7 @@
               <w:bottom w:w="80" w:type="dxa"/>
               <w:right w:w="120" w:type="dxa"/>
             </w:tcMar>
-            <w:shd w:val="clear" w:color="auto" w:fill="ACE68C"/>
+            <w:shd w:val="clear" w:color="auto" w:fill="B2E68C"/>
           </w:tcPr>
           <w:p>
             <w:pPr>
@@ -10266,7 +10266,7 @@
                 <w:i w:val="0"/>
                 <w:sz w:val="20"/>
               </w:rPr>
-              <w:t>86%</w:t>
+              <w:t>83%</w:t>
             </w:r>
           </w:p>
         </w:tc>
@@ -10353,7 +10353,7 @@
               <w:bottom w:w="80" w:type="dxa"/>
               <w:right w:w="120" w:type="dxa"/>
             </w:tcMar>
-            <w:shd w:val="clear" w:color="auto" w:fill="FFEE8C"/>
+            <w:shd w:val="clear" w:color="auto" w:fill="FFFF8C"/>
           </w:tcPr>
           <w:p>
             <w:pPr>
@@ -10367,7 +10367,7 @@
                 <w:i w:val="0"/>
                 <w:sz w:val="20"/>
               </w:rPr>
-              <w:t>43%</w:t>
+              <w:t>50%</w:t>
             </w:r>
           </w:p>
         </w:tc>
@@ -10758,7 +10758,7 @@
               <w:bottom w:w="80" w:type="dxa"/>
               <w:right w:w="120" w:type="dxa"/>
             </w:tcMar>
-            <w:shd w:val="clear" w:color="auto" w:fill="FFAC8C"/>
+            <w:shd w:val="clear" w:color="auto" w:fill="FFB28C"/>
           </w:tcPr>
           <w:p>
             <w:pPr>
@@ -10772,7 +10772,7 @@
                 <w:i w:val="0"/>
                 <w:sz w:val="20"/>
               </w:rPr>
-              <w:t>14%</w:t>
+              <w:t>17%</w:t>
             </w:r>
           </w:p>
         </w:tc>
@@ -10960,7 +10960,7 @@
               <w:bottom w:w="80" w:type="dxa"/>
               <w:right w:w="120" w:type="dxa"/>
             </w:tcMar>
-            <w:shd w:val="clear" w:color="auto" w:fill="FFEE8C"/>
+            <w:shd w:val="clear" w:color="auto" w:fill="FFD88C"/>
           </w:tcPr>
           <w:p>
             <w:pPr>
@@ -10974,7 +10974,7 @@
                 <w:i w:val="0"/>
                 <w:sz w:val="20"/>
               </w:rPr>
-              <w:t>43%</w:t>
+              <w:t>33%</w:t>
             </w:r>
           </w:p>
         </w:tc>
@@ -11162,7 +11162,7 @@
               <w:bottom w:w="80" w:type="dxa"/>
               <w:right w:w="120" w:type="dxa"/>
             </w:tcMar>
-            <w:shd w:val="clear" w:color="auto" w:fill="FFEE8C"/>
+            <w:shd w:val="clear" w:color="auto" w:fill="FFFF8C"/>
           </w:tcPr>
           <w:p>
             <w:pPr>
@@ -11176,7 +11176,7 @@
                 <w:i w:val="0"/>
                 <w:sz w:val="20"/>
               </w:rPr>
-              <w:t>43%</w:t>
+              <w:t>50%</w:t>
             </w:r>
           </w:p>
         </w:tc>
@@ -11577,7 +11577,7 @@
               </w:rPr>
               <w:t>All studies</w:t>
               <w:br/>
-              <w:t>(n=7)</w:t>
+              <w:t>(n=6)</w:t>
             </w:r>
           </w:p>
         </w:tc>
@@ -11649,7 +11649,7 @@
               </w:rPr>
               <w:t>2010+</w:t>
               <w:br/>
-              <w:t>(n=2)</w:t>
+              <w:t>(n=1)</w:t>
             </w:r>
           </w:p>
         </w:tc>
@@ -11985,7 +11985,7 @@
                 <w:i w:val="0"/>
                 <w:sz w:val="20"/>
               </w:rPr>
-              <w:t>57%</w:t>
+              <w:t>67%</w:t>
             </w:r>
           </w:p>
         </w:tc>
@@ -12387,7 +12387,7 @@
                 <w:i w:val="0"/>
                 <w:sz w:val="20"/>
               </w:rPr>
-              <w:t>29%</w:t>
+              <w:t>17%</w:t>
             </w:r>
           </w:p>
         </w:tc>
@@ -12453,7 +12453,7 @@
                 <w:i w:val="0"/>
                 <w:sz w:val="20"/>
               </w:rPr>
-              <w:t>50%</w:t>
+              <w:t>0%</w:t>
             </w:r>
           </w:p>
         </w:tc>
@@ -12521,7 +12521,7 @@
                 <w:i w:val="0"/>
                 <w:sz w:val="20"/>
               </w:rPr>
-              <w:t>71%</w:t>
+              <w:t>67%</w:t>
             </w:r>
           </w:p>
         </w:tc>
@@ -12587,7 +12587,7 @@
                 <w:i w:val="0"/>
                 <w:sz w:val="20"/>
               </w:rPr>
-              <w:t>50%</w:t>
+              <w:t>0%</w:t>
             </w:r>
           </w:p>
         </w:tc>
@@ -12655,7 +12655,7 @@
                 <w:i w:val="0"/>
                 <w:sz w:val="20"/>
               </w:rPr>
-              <w:t>86%</w:t>
+              <w:t>83%</w:t>
             </w:r>
           </w:p>
         </w:tc>
@@ -12789,7 +12789,7 @@
                 <w:i w:val="0"/>
                 <w:sz w:val="20"/>
               </w:rPr>
-              <w:t>43%</w:t>
+              <w:t>50%</w:t>
             </w:r>
           </w:p>
         </w:tc>
@@ -12855,7 +12855,7 @@
                 <w:i w:val="0"/>
                 <w:sz w:val="20"/>
               </w:rPr>
-              <w:t>50%</w:t>
+              <w:t>100%</w:t>
             </w:r>
           </w:p>
         </w:tc>
@@ -12964,7 +12964,7 @@
               </w:rPr>
               <w:t>All studies</w:t>
               <w:br/>
-              <w:t>(n=7)</w:t>
+              <w:t>(n=6)</w:t>
             </w:r>
           </w:p>
         </w:tc>
@@ -13036,7 +13036,7 @@
               </w:rPr>
               <w:t>2010+</w:t>
               <w:br/>
-              <w:t>(n=2)</w:t>
+              <w:t>(n=1)</w:t>
             </w:r>
           </w:p>
         </w:tc>
@@ -13373,7 +13373,7 @@
                 <w:i w:val="0"/>
                 <w:sz w:val="20"/>
               </w:rPr>
-              <w:t>2 (29%)</w:t>
+              <w:t>2 (33%)</w:t>
             </w:r>
           </w:p>
         </w:tc>
@@ -13439,7 +13439,7 @@
                 <w:i w:val="0"/>
                 <w:sz w:val="20"/>
               </w:rPr>
-              <w:t>1 (50%)</w:t>
+              <w:t>1 (100%)</w:t>
             </w:r>
           </w:p>
         </w:tc>
@@ -13507,7 +13507,7 @@
                 <w:i w:val="0"/>
                 <w:sz w:val="20"/>
               </w:rPr>
-              <w:t>1 (14%)</w:t>
+              <w:t>1 (17%)</w:t>
             </w:r>
           </w:p>
         </w:tc>
@@ -13641,7 +13641,7 @@
                 <w:i w:val="0"/>
                 <w:sz w:val="20"/>
               </w:rPr>
-              <w:t>1 (14%)</w:t>
+              <w:t>0 (0%)</w:t>
             </w:r>
           </w:p>
         </w:tc>
@@ -13707,7 +13707,7 @@
                 <w:i w:val="0"/>
                 <w:sz w:val="20"/>
               </w:rPr>
-              <w:t>1 (50%)</w:t>
+              <w:t>0 (0%)</w:t>
             </w:r>
           </w:p>
         </w:tc>
@@ -13775,7 +13775,7 @@
                 <w:i w:val="0"/>
                 <w:sz w:val="20"/>
               </w:rPr>
-              <w:t>2 (29%)</w:t>
+              <w:t>2 (33%)</w:t>
             </w:r>
           </w:p>
         </w:tc>
@@ -13909,7 +13909,7 @@
                 <w:i w:val="0"/>
                 <w:sz w:val="20"/>
               </w:rPr>
-              <w:t>1 (14%)</w:t>
+              <w:t>1 (17%)</w:t>
             </w:r>
           </w:p>
         </w:tc>
@@ -14178,7 +14178,7 @@
                 <w:i w:val="0"/>
                 <w:sz w:val="20"/>
               </w:rPr>
-              <w:t>5 (71%)</w:t>
+              <w:t>4 (67%)</w:t>
             </w:r>
           </w:p>
         </w:tc>
@@ -14244,7 +14244,7 @@
                 <w:i w:val="0"/>
                 <w:sz w:val="20"/>
               </w:rPr>
-              <w:t>1 (50%)</w:t>
+              <w:t>0 (0%)</w:t>
             </w:r>
           </w:p>
         </w:tc>
@@ -14312,7 +14312,7 @@
                 <w:i w:val="0"/>
                 <w:sz w:val="20"/>
               </w:rPr>
-              <w:t>4 (57%)</w:t>
+              <w:t>3 (50%)</w:t>
             </w:r>
           </w:p>
         </w:tc>
@@ -14378,7 +14378,7 @@
                 <w:i w:val="0"/>
                 <w:sz w:val="20"/>
               </w:rPr>
-              <w:t>1 (50%)</w:t>
+              <w:t>0 (0%)</w:t>
             </w:r>
           </w:p>
         </w:tc>
@@ -14446,7 +14446,7 @@
                 <w:i w:val="0"/>
                 <w:sz w:val="20"/>
               </w:rPr>
-              <w:t>3 (43%)</w:t>
+              <w:t>3 (50%)</w:t>
             </w:r>
           </w:p>
         </w:tc>
@@ -14580,7 +14580,7 @@
                 <w:i w:val="0"/>
                 <w:sz w:val="20"/>
               </w:rPr>
-              <w:t>1 (14%)</w:t>
+              <w:t>1 (17%)</w:t>
             </w:r>
           </w:p>
         </w:tc>
